--- a/compliance/01_Data_Inventory_and_Data_Map.docx
+++ b/compliance/01_Data_Inventory_and_Data_Map.docx
@@ -4,7 +4,7 @@
   <w:body>
     <w:p>
       <w:pPr>
-        <w:spacing w:before="0" w:after="200"/>
+        <w:spacing w:after="200"/>
         <w:pBdr>
           <w:bottom w:val="single" w:sz="12" w:space="4" w:color="2A9D8F"/>
         </w:pBdr>

--- a/compliance/01_Data_Inventory_and_Data_Map.docx
+++ b/compliance/01_Data_Inventory_and_Data_Map.docx
@@ -2124,7 +2124,7 @@
           <w:color w:val="555F6A"/>
           <w:sz w:val="20"/>
         </w:rPr>
-        <w:t>CONFIRM:</w:t>
+        <w:t>Confirmed 2026-07-21:</w:t>
       </w:r>
       <w:r>
         <w:rPr>
@@ -2148,7 +2148,41 @@
           <w:color w:val="555F6A"/>
           <w:sz w:val="20"/>
         </w:rPr>
-        <w:t xml:space="preserve"> can contain copies of student rows. It is therefore an education record store and must be included in retention/deletion (see </w:t>
+        <w:t xml:space="preserve"> can contain copies of student rows, so it is an education-record store. It has </w:t>
+      </w:r>
+      <w:r>
+        <w:rPr>
+          <w:rFonts w:ascii="Arial" w:hAnsi="Arial"/>
+          <w:b/>
+          <w:color w:val="555F6A"/>
+          <w:sz w:val="20"/>
+        </w:rPr>
+        <w:t>no `school_id`</w:t>
+      </w:r>
+      <w:r>
+        <w:rPr>
+          <w:rFonts w:ascii="Arial" w:hAnsi="Arial"/>
+          <w:color w:val="555F6A"/>
+          <w:sz w:val="20"/>
+        </w:rPr>
+        <w:t xml:space="preserve"> column, so it is *not* purged by the per-school wipe (which now fully covers roster + CICO + referrals). Per-school audit-log purge/anonymization on offboarding is tracked as </w:t>
+      </w:r>
+      <w:r>
+        <w:rPr>
+          <w:rFonts w:ascii="Arial" w:hAnsi="Arial"/>
+          <w:b/>
+          <w:color w:val="555F6A"/>
+          <w:sz w:val="20"/>
+        </w:rPr>
+        <w:t>FE-15</w:t>
+      </w:r>
+      <w:r>
+        <w:rPr>
+          <w:rFonts w:ascii="Arial" w:hAnsi="Arial"/>
+          <w:color w:val="555F6A"/>
+          <w:sz w:val="20"/>
+        </w:rPr>
+        <w:t xml:space="preserve"> (Phase 2). See </w:t>
       </w:r>
       <w:r>
         <w:rPr>
@@ -2164,7 +2198,7 @@
           <w:color w:val="555F6A"/>
           <w:sz w:val="20"/>
         </w:rPr>
-        <w:t>), not treated as "just logs."</w:t>
+        <w:t xml:space="preserve"> §3.</w:t>
       </w:r>
     </w:p>
     <w:p>
